--- a/AHCSS_Copyright_Notice.docx
+++ b/AHCSS_Copyright_Notice.docx
@@ -162,7 +162,7 @@
           <w:rFonts w:ascii="宋体" w:eastAsia="宋体" w:hAnsi="宋体" w:cs="宋体"/>
           <w:sz w:val="24"/>
         </w:rPr>
-        <w:t>本软件（AHCSS，含所有源代码、可执行程序、文档及相关资源）由安徽农业大学传感器与系统集成实验室独立开发完成，其全部知识产权（包括但不限于著作权、专利申请权、技术秘密等）归安徽农业大学传感器与系统集成实验室所有。本软件受《中华人民共和国著作权法》、《计算机软件保护条例》以及相关国际公约的保护。</w:t>
+        <w:t>本软件（AHCSS，含所有源代码、可执行程序、文档及相关资源）由安徽农业大学传感器与系统集成实验室独立开发完成，其全部知识产权（包括但不限于著作权、专利申请权、技术秘密等）归安徽农业大学传感器与系统集成实验室所有。</w:t>
       </w:r>
     </w:p>
     <w:p>
@@ -369,23 +369,23 @@
           <w:b/>
           <w:sz w:val="28"/>
         </w:rPr>
+        <w:t>3. 衍生作品</w:t>
+      </w:r>
+    </w:p>
+    <w:p>
+      <w:pPr>
+        <w:spacing w:before="160" w:after="0"/>
+        <w:rPr>
+          <w:rFonts w:hint="eastAsia"/>
+          <w:sz w:val="24"/>
+        </w:rPr>
+      </w:pPr>
+      <w:r>
+        <w:rPr>
+          <w:rFonts w:ascii="宋体" w:eastAsia="宋体" w:hAnsi="宋体" w:cs="宋体"/>
+          <w:sz w:val="24"/>
+        </w:rPr>
         <w:lastRenderedPageBreak/>
-        <w:t>3. 衍生作品</w:t>
-      </w:r>
-    </w:p>
-    <w:p>
-      <w:pPr>
-        <w:spacing w:before="160" w:after="0"/>
-        <w:rPr>
-          <w:rFonts w:hint="eastAsia"/>
-          <w:sz w:val="24"/>
-        </w:rPr>
-      </w:pPr>
-      <w:r>
-        <w:rPr>
-          <w:rFonts w:ascii="宋体" w:eastAsia="宋体" w:hAnsi="宋体" w:cs="宋体"/>
-          <w:sz w:val="24"/>
-        </w:rPr>
         <w:t>基于本软件修改、扩展或二次开发所产生的任何衍生作品，其知识产权仍归安徽农业大学传感器与系统集成实验室所有，开发者需事先获得实验室的书面许可，并同样遵守本声明的所有条款。</w:t>
       </w:r>
     </w:p>
@@ -624,8 +624,18 @@
           <w:rFonts w:ascii="宋体" w:eastAsia="宋体" w:hAnsi="宋体" w:cs="宋体"/>
           <w:sz w:val="24"/>
         </w:rPr>
-        <w:t>：http://ahcss.ahau.edu.cn</w:t>
-      </w:r>
+        <w:t>：</w:t>
+      </w:r>
+      <w:hyperlink r:id="rId7" w:history="1">
+        <w:r>
+          <w:rPr>
+            <w:rStyle w:val="a3"/>
+            <w:rFonts w:ascii="宋体" w:eastAsia="宋体" w:hAnsi="宋体" w:cs="宋体"/>
+            <w:sz w:val="24"/>
+          </w:rPr>
+          <w:t>http://ahcss.ahau.edu.cn</w:t>
+        </w:r>
+      </w:hyperlink>
     </w:p>
     <w:p>
       <w:pPr>
@@ -768,13 +778,21 @@
           <w:b/>
           <w:sz w:val="24"/>
         </w:rPr>
+        <w:t>版权归安徽农业大学传感器与系统集成实验室所有，未经许可不得转载或使</w:t>
+      </w:r>
+      <w:r>
+        <w:rPr>
+          <w:rFonts w:ascii="宋体" w:eastAsia="宋体" w:hAnsi="宋体" w:cs="宋体"/>
+          <w:b/>
+          <w:sz w:val="24"/>
+        </w:rPr>
         <w:lastRenderedPageBreak/>
-        <w:t>版权归安徽农业大学传感器与系统集成实验室所有，未经许可不得转载或使用。</w:t>
+        <w:t>用。</w:t>
       </w:r>
     </w:p>
     <w:sectPr>
-      <w:headerReference w:type="default" r:id="rId7"/>
-      <w:footerReference w:type="default" r:id="rId8"/>
+      <w:headerReference w:type="default" r:id="rId8"/>
+      <w:footerReference w:type="default" r:id="rId9"/>
       <w:pgSz w:w="11900" w:h="15840"/>
       <w:pgMar w:top="1440" w:right="1800" w:bottom="1440" w:left="1800" w:header="720" w:footer="720" w:gutter="0"/>
       <w:cols w:space="720"/>
@@ -1653,6 +1671,29 @@
     <w:semiHidden/>
     <w:unhideWhenUsed/>
   </w:style>
+  <w:style w:type="character" w:styleId="a3">
+    <w:name w:val="Hyperlink"/>
+    <w:basedOn w:val="a0"/>
+    <w:uiPriority w:val="99"/>
+    <w:unhideWhenUsed/>
+    <w:rsid w:val="00514548"/>
+    <w:rPr>
+      <w:color w:val="0563C1" w:themeColor="hyperlink"/>
+      <w:u w:val="single"/>
+    </w:rPr>
+  </w:style>
+  <w:style w:type="character" w:styleId="a4">
+    <w:name w:val="Unresolved Mention"/>
+    <w:basedOn w:val="a0"/>
+    <w:uiPriority w:val="99"/>
+    <w:semiHidden/>
+    <w:unhideWhenUsed/>
+    <w:rsid w:val="00514548"/>
+    <w:rPr>
+      <w:color w:val="605E5C"/>
+      <w:shd w:val="clear" w:color="auto" w:fill="E1DFDD"/>
+    </w:rPr>
+  </w:style>
 </w:styles>
 </file>
 

--- a/AHCSS_Copyright_Notice.docx
+++ b/AHCSS_Copyright_Notice.docx
@@ -113,23 +113,7 @@
           <w:rFonts w:ascii="宋体" w:eastAsia="宋体" w:hAnsi="宋体" w:cs="宋体"/>
           <w:sz w:val="24"/>
         </w:rPr>
-        <w:t>：安徽省合肥市</w:t>
-      </w:r>
-      <w:proofErr w:type="gramStart"/>
-      <w:r>
-        <w:rPr>
-          <w:rFonts w:ascii="宋体" w:eastAsia="宋体" w:hAnsi="宋体" w:cs="宋体"/>
-          <w:sz w:val="24"/>
-        </w:rPr>
-        <w:t>蜀</w:t>
-      </w:r>
-      <w:proofErr w:type="gramEnd"/>
-      <w:r>
-        <w:rPr>
-          <w:rFonts w:ascii="宋体" w:eastAsia="宋体" w:hAnsi="宋体" w:cs="宋体"/>
-          <w:sz w:val="24"/>
-        </w:rPr>
-        <w:t>山区长江西路130号 安徽农业大学</w:t>
+        <w:t>：安徽省合肥市蜀山区长江西路130号 安徽农业大学</w:t>
       </w:r>
     </w:p>
     <w:p>
@@ -598,6 +582,13 @@
         </w:rPr>
         <w:t>keli@ahau.edu.cn</w:t>
       </w:r>
+      <w:r>
+        <w:rPr>
+          <w:rFonts w:hint="eastAsia"/>
+          <w:sz w:val="24"/>
+        </w:rPr>
+        <w:t xml:space="preserve"> </w:t>
+      </w:r>
     </w:p>
     <w:p>
       <w:pPr>
@@ -617,7 +608,83 @@
           <w:b/>
           <w:sz w:val="24"/>
         </w:rPr>
-        <w:t>官方网站</w:t>
+        <w:t>通讯地址</w:t>
+      </w:r>
+      <w:r>
+        <w:rPr>
+          <w:rFonts w:ascii="宋体" w:eastAsia="宋体" w:hAnsi="宋体" w:cs="宋体"/>
+          <w:sz w:val="24"/>
+        </w:rPr>
+        <w:t xml:space="preserve">：安徽省合肥市蜀山区长江西路130号 安徽农业大学 </w:t>
+      </w:r>
+      <w:r>
+        <w:rPr>
+          <w:rFonts w:ascii="宋体" w:eastAsia="宋体" w:hAnsi="宋体" w:cs="宋体" w:hint="eastAsia"/>
+          <w:sz w:val="24"/>
+        </w:rPr>
+        <w:t>人工智能</w:t>
+      </w:r>
+      <w:r>
+        <w:rPr>
+          <w:rFonts w:ascii="宋体" w:eastAsia="宋体" w:hAnsi="宋体" w:cs="宋体"/>
+          <w:sz w:val="24"/>
+        </w:rPr>
+        <w:t>学院 传感器与系统集成实验室（邮编：230036）</w:t>
+      </w:r>
+    </w:p>
+    <w:p>
+      <w:pPr>
+        <w:spacing w:before="160" w:after="0"/>
+        <w:rPr>
+          <w:rFonts w:hint="eastAsia"/>
+          <w:sz w:val="24"/>
+        </w:rPr>
+      </w:pPr>
+      <w:r>
+        <w:rPr>
+          <w:rFonts w:ascii="宋体" w:eastAsia="宋体" w:hAnsi="宋体" w:cs="宋体"/>
+          <w:b/>
+          <w:sz w:val="24"/>
+        </w:rPr>
+        <w:t>声明生效日期</w:t>
+      </w:r>
+      <w:r>
+        <w:rPr>
+          <w:rFonts w:ascii="宋体" w:eastAsia="宋体" w:hAnsi="宋体" w:cs="宋体"/>
+          <w:sz w:val="24"/>
+        </w:rPr>
+        <w:t>：2026年3月</w:t>
+      </w:r>
+      <w:r>
+        <w:rPr>
+          <w:rFonts w:ascii="宋体" w:eastAsia="宋体" w:hAnsi="宋体" w:cs="宋体" w:hint="eastAsia"/>
+          <w:sz w:val="24"/>
+        </w:rPr>
+        <w:t>19</w:t>
+      </w:r>
+      <w:r>
+        <w:rPr>
+          <w:rFonts w:ascii="宋体" w:eastAsia="宋体" w:hAnsi="宋体" w:cs="宋体"/>
+          <w:sz w:val="24"/>
+        </w:rPr>
+        <w:t>日</w:t>
+      </w:r>
+    </w:p>
+    <w:p>
+      <w:pPr>
+        <w:spacing w:before="160" w:after="0"/>
+        <w:rPr>
+          <w:rFonts w:hint="eastAsia"/>
+          <w:sz w:val="24"/>
+        </w:rPr>
+      </w:pPr>
+      <w:r>
+        <w:rPr>
+          <w:rFonts w:ascii="宋体" w:eastAsia="宋体" w:hAnsi="宋体" w:cs="宋体"/>
+          <w:b/>
+          <w:sz w:val="24"/>
+        </w:rPr>
+        <w:t>版本号</w:t>
       </w:r>
       <w:r>
         <w:rPr>
@@ -626,23 +693,16 @@
         </w:rPr>
         <w:t>：</w:t>
       </w:r>
-      <w:hyperlink r:id="rId7" w:history="1">
-        <w:r>
-          <w:rPr>
-            <w:rStyle w:val="a3"/>
-            <w:rFonts w:ascii="宋体" w:eastAsia="宋体" w:hAnsi="宋体" w:cs="宋体"/>
-            <w:sz w:val="24"/>
-          </w:rPr>
-          <w:t>http://ahcss.ahau.edu.cn</w:t>
-        </w:r>
-      </w:hyperlink>
-    </w:p>
-    <w:p>
-      <w:pPr>
-        <w:numPr>
-          <w:ilvl w:val="0"/>
-          <w:numId w:val="3"/>
-        </w:numPr>
+      <w:r>
+        <w:rPr>
+          <w:rFonts w:ascii="宋体" w:eastAsia="宋体" w:hAnsi="宋体" w:cs="宋体" w:hint="eastAsia"/>
+          <w:sz w:val="24"/>
+        </w:rPr>
+        <w:t>V12</w:t>
+      </w:r>
+    </w:p>
+    <w:p>
+      <w:pPr>
         <w:spacing w:before="160" w:after="0"/>
         <w:rPr>
           <w:rFonts w:hint="eastAsia"/>
@@ -655,144 +715,12 @@
           <w:b/>
           <w:sz w:val="24"/>
         </w:rPr>
-        <w:t>通讯地址</w:t>
-      </w:r>
-      <w:r>
-        <w:rPr>
-          <w:rFonts w:ascii="宋体" w:eastAsia="宋体" w:hAnsi="宋体" w:cs="宋体"/>
-          <w:sz w:val="24"/>
-        </w:rPr>
-        <w:t>：安徽省合肥市</w:t>
-      </w:r>
-      <w:proofErr w:type="gramStart"/>
-      <w:r>
-        <w:rPr>
-          <w:rFonts w:ascii="宋体" w:eastAsia="宋体" w:hAnsi="宋体" w:cs="宋体"/>
-          <w:sz w:val="24"/>
-        </w:rPr>
-        <w:t>蜀</w:t>
-      </w:r>
-      <w:proofErr w:type="gramEnd"/>
-      <w:r>
-        <w:rPr>
-          <w:rFonts w:ascii="宋体" w:eastAsia="宋体" w:hAnsi="宋体" w:cs="宋体"/>
-          <w:sz w:val="24"/>
-        </w:rPr>
-        <w:t xml:space="preserve">山区长江西路130号 安徽农业大学 </w:t>
-      </w:r>
-      <w:r>
-        <w:rPr>
-          <w:rFonts w:ascii="宋体" w:eastAsia="宋体" w:hAnsi="宋体" w:cs="宋体" w:hint="eastAsia"/>
-          <w:sz w:val="24"/>
-        </w:rPr>
-        <w:t>人工智能</w:t>
-      </w:r>
-      <w:r>
-        <w:rPr>
-          <w:rFonts w:ascii="宋体" w:eastAsia="宋体" w:hAnsi="宋体" w:cs="宋体"/>
-          <w:sz w:val="24"/>
-        </w:rPr>
-        <w:t>学院 传感器与系统集成实验室（邮编：230036）</w:t>
-      </w:r>
-    </w:p>
-    <w:p>
-      <w:pPr>
-        <w:spacing w:before="160" w:after="0"/>
-        <w:rPr>
-          <w:rFonts w:hint="eastAsia"/>
-          <w:sz w:val="24"/>
-        </w:rPr>
-      </w:pPr>
-      <w:r>
-        <w:rPr>
-          <w:rFonts w:ascii="宋体" w:eastAsia="宋体" w:hAnsi="宋体" w:cs="宋体"/>
-          <w:b/>
-          <w:sz w:val="24"/>
-        </w:rPr>
-        <w:t>声明生效日期</w:t>
-      </w:r>
-      <w:r>
-        <w:rPr>
-          <w:rFonts w:ascii="宋体" w:eastAsia="宋体" w:hAnsi="宋体" w:cs="宋体"/>
-          <w:sz w:val="24"/>
-        </w:rPr>
-        <w:t>：2026年3月</w:t>
-      </w:r>
-      <w:r>
-        <w:rPr>
-          <w:rFonts w:ascii="宋体" w:eastAsia="宋体" w:hAnsi="宋体" w:cs="宋体" w:hint="eastAsia"/>
-          <w:sz w:val="24"/>
-        </w:rPr>
-        <w:t>19</w:t>
-      </w:r>
-      <w:r>
-        <w:rPr>
-          <w:rFonts w:ascii="宋体" w:eastAsia="宋体" w:hAnsi="宋体" w:cs="宋体"/>
-          <w:sz w:val="24"/>
-        </w:rPr>
-        <w:t>日</w:t>
-      </w:r>
-    </w:p>
-    <w:p>
-      <w:pPr>
-        <w:spacing w:before="160" w:after="0"/>
-        <w:rPr>
-          <w:rFonts w:hint="eastAsia"/>
-          <w:sz w:val="24"/>
-        </w:rPr>
-      </w:pPr>
-      <w:r>
-        <w:rPr>
-          <w:rFonts w:ascii="宋体" w:eastAsia="宋体" w:hAnsi="宋体" w:cs="宋体"/>
-          <w:b/>
-          <w:sz w:val="24"/>
-        </w:rPr>
-        <w:t>版本号</w:t>
-      </w:r>
-      <w:r>
-        <w:rPr>
-          <w:rFonts w:ascii="宋体" w:eastAsia="宋体" w:hAnsi="宋体" w:cs="宋体"/>
-          <w:sz w:val="24"/>
-        </w:rPr>
-        <w:t>：</w:t>
-      </w:r>
-      <w:r>
-        <w:rPr>
-          <w:rFonts w:ascii="宋体" w:eastAsia="宋体" w:hAnsi="宋体" w:cs="宋体" w:hint="eastAsia"/>
-          <w:sz w:val="24"/>
-        </w:rPr>
-        <w:t>V12</w:t>
-      </w:r>
-    </w:p>
-    <w:p>
-      <w:pPr>
-        <w:spacing w:before="160" w:after="0"/>
-        <w:rPr>
-          <w:rFonts w:hint="eastAsia"/>
-          <w:sz w:val="24"/>
-        </w:rPr>
-      </w:pPr>
-      <w:r>
-        <w:rPr>
-          <w:rFonts w:ascii="宋体" w:eastAsia="宋体" w:hAnsi="宋体" w:cs="宋体"/>
-          <w:b/>
-          <w:sz w:val="24"/>
-        </w:rPr>
-        <w:t>版权归安徽农业大学传感器与系统集成实验室所有，未经许可不得转载或使</w:t>
-      </w:r>
-      <w:r>
-        <w:rPr>
-          <w:rFonts w:ascii="宋体" w:eastAsia="宋体" w:hAnsi="宋体" w:cs="宋体"/>
-          <w:b/>
-          <w:sz w:val="24"/>
-        </w:rPr>
-        <w:lastRenderedPageBreak/>
-        <w:t>用。</w:t>
+        <w:t>版权归安徽农业大学传感器与系统集成实验室所有，未经许可不得转载或使用。</w:t>
       </w:r>
     </w:p>
     <w:sectPr>
-      <w:headerReference w:type="default" r:id="rId8"/>
-      <w:footerReference w:type="default" r:id="rId9"/>
+      <w:headerReference w:type="default" r:id="rId7"/>
+      <w:footerReference w:type="default" r:id="rId8"/>
       <w:pgSz w:w="11900" w:h="15840"/>
       <w:pgMar w:top="1440" w:right="1800" w:bottom="1440" w:left="1800" w:header="720" w:footer="720" w:gutter="0"/>
       <w:cols w:space="720"/>

--- a/AHCSS_Copyright_Notice.docx
+++ b/AHCSS_Copyright_Notice.docx
@@ -13,7 +13,7 @@
       </w:pPr>
       <w:r>
         <w:rPr>
-          <w:rFonts w:ascii="宋体" w:eastAsia="宋体" w:hAnsi="宋体" w:cs="宋体"/>
+          <w:rFonts w:ascii="SimSun" w:eastAsia="SimSun" w:hAnsi="SimSun" w:cs="SimSun"/>
           <w:b/>
           <w:sz w:val="48"/>
         </w:rPr>
@@ -30,7 +30,7 @@
       </w:pPr>
       <w:r>
         <w:rPr>
-          <w:rFonts w:ascii="宋体" w:eastAsia="宋体" w:hAnsi="宋体" w:cs="宋体"/>
+          <w:rFonts w:ascii="SimSun" w:eastAsia="SimSun" w:hAnsi="SimSun" w:cs="SimSun"/>
           <w:b/>
           <w:sz w:val="24"/>
         </w:rPr>
@@ -38,7 +38,7 @@
       </w:r>
       <w:r>
         <w:rPr>
-          <w:rFonts w:ascii="宋体" w:eastAsia="宋体" w:hAnsi="宋体" w:cs="宋体"/>
+          <w:rFonts w:ascii="SimSun" w:eastAsia="SimSun" w:hAnsi="SimSun" w:cs="SimSun"/>
           <w:sz w:val="24"/>
         </w:rPr>
         <w:t>：AHCSS（安徽农业大学高通量计算服务软件）</w:t>
@@ -54,7 +54,7 @@
       </w:pPr>
       <w:r>
         <w:rPr>
-          <w:rFonts w:ascii="宋体" w:eastAsia="宋体" w:hAnsi="宋体" w:cs="宋体"/>
+          <w:rFonts w:ascii="SimSun" w:eastAsia="SimSun" w:hAnsi="SimSun" w:cs="SimSun"/>
           <w:b/>
           <w:sz w:val="24"/>
         </w:rPr>
@@ -62,23 +62,51 @@
       </w:r>
       <w:r>
         <w:rPr>
-          <w:rFonts w:ascii="宋体" w:eastAsia="宋体" w:hAnsi="宋体" w:cs="宋体"/>
-          <w:sz w:val="24"/>
-        </w:rPr>
-        <w:t>：V12（2026年3月）</w:t>
-      </w:r>
-    </w:p>
-    <w:p>
-      <w:pPr>
-        <w:spacing w:before="160" w:after="0"/>
-        <w:rPr>
-          <w:rFonts w:hint="eastAsia"/>
-          <w:sz w:val="24"/>
-        </w:rPr>
-      </w:pPr>
-      <w:r>
-        <w:rPr>
-          <w:rFonts w:ascii="宋体" w:eastAsia="宋体" w:hAnsi="宋体" w:cs="宋体"/>
+          <w:rFonts w:ascii="SimSun" w:eastAsia="SimSun" w:hAnsi="SimSun" w:cs="SimSun"/>
+          <w:sz w:val="24"/>
+        </w:rPr>
+        <w:t>：</w:t>
+      </w:r>
+      <w:r>
+        <w:rPr>
+          <w:rFonts w:ascii="SimSun" w:eastAsia="SimSun" w:hAnsi="SimSun" w:cs="SimSun" w:hint="eastAsia"/>
+          <w:sz w:val="24"/>
+        </w:rPr>
+        <w:t>AHCSS0502</w:t>
+      </w:r>
+      <w:r>
+        <w:rPr>
+          <w:rFonts w:ascii="SimSun" w:eastAsia="SimSun" w:hAnsi="SimSun" w:cs="SimSun"/>
+          <w:sz w:val="24"/>
+        </w:rPr>
+        <w:t>（2026年</w:t>
+      </w:r>
+      <w:r>
+        <w:rPr>
+          <w:rFonts w:ascii="SimSun" w:eastAsia="SimSun" w:hAnsi="SimSun" w:cs="SimSun" w:hint="eastAsia"/>
+          <w:sz w:val="24"/>
+        </w:rPr>
+        <w:t>5</w:t>
+      </w:r>
+      <w:r>
+        <w:rPr>
+          <w:rFonts w:ascii="SimSun" w:eastAsia="SimSun" w:hAnsi="SimSun" w:cs="SimSun"/>
+          <w:sz w:val="24"/>
+        </w:rPr>
+        <w:t>月）</w:t>
+      </w:r>
+    </w:p>
+    <w:p>
+      <w:pPr>
+        <w:spacing w:before="160" w:after="0"/>
+        <w:rPr>
+          <w:rFonts w:hint="eastAsia"/>
+          <w:sz w:val="24"/>
+        </w:rPr>
+      </w:pPr>
+      <w:r>
+        <w:rPr>
+          <w:rFonts w:ascii="SimSun" w:eastAsia="SimSun" w:hAnsi="SimSun" w:cs="SimSun"/>
           <w:b/>
           <w:sz w:val="24"/>
         </w:rPr>
@@ -86,7 +114,7 @@
       </w:r>
       <w:r>
         <w:rPr>
-          <w:rFonts w:ascii="宋体" w:eastAsia="宋体" w:hAnsi="宋体" w:cs="宋体"/>
+          <w:rFonts w:ascii="SimSun" w:eastAsia="SimSun" w:hAnsi="SimSun" w:cs="SimSun"/>
           <w:sz w:val="24"/>
         </w:rPr>
         <w:t>：安徽农业大学传感器与系统集成实验室</w:t>
@@ -102,7 +130,7 @@
       </w:pPr>
       <w:r>
         <w:rPr>
-          <w:rFonts w:ascii="宋体" w:eastAsia="宋体" w:hAnsi="宋体" w:cs="宋体"/>
+          <w:rFonts w:ascii="SimSun" w:eastAsia="SimSun" w:hAnsi="SimSun" w:cs="SimSun"/>
           <w:b/>
           <w:sz w:val="24"/>
         </w:rPr>
@@ -110,10 +138,26 @@
       </w:r>
       <w:r>
         <w:rPr>
-          <w:rFonts w:ascii="宋体" w:eastAsia="宋体" w:hAnsi="宋体" w:cs="宋体"/>
-          <w:sz w:val="24"/>
-        </w:rPr>
-        <w:t>：安徽省合肥市蜀山区长江西路130号 安徽农业大学</w:t>
+          <w:rFonts w:ascii="SimSun" w:eastAsia="SimSun" w:hAnsi="SimSun" w:cs="SimSun"/>
+          <w:sz w:val="24"/>
+        </w:rPr>
+        <w:t>：安徽省合肥市</w:t>
+      </w:r>
+      <w:proofErr w:type="gramStart"/>
+      <w:r>
+        <w:rPr>
+          <w:rFonts w:ascii="SimSun" w:eastAsia="SimSun" w:hAnsi="SimSun" w:cs="SimSun"/>
+          <w:sz w:val="24"/>
+        </w:rPr>
+        <w:t>蜀</w:t>
+      </w:r>
+      <w:proofErr w:type="gramEnd"/>
+      <w:r>
+        <w:rPr>
+          <w:rFonts w:ascii="SimSun" w:eastAsia="SimSun" w:hAnsi="SimSun" w:cs="SimSun"/>
+          <w:sz w:val="24"/>
+        </w:rPr>
+        <w:t>山区长江西路130号 安徽农业大学</w:t>
       </w:r>
     </w:p>
     <w:p>
@@ -126,7 +170,7 @@
       </w:pPr>
       <w:r>
         <w:rPr>
-          <w:rFonts w:ascii="宋体" w:eastAsia="宋体" w:hAnsi="宋体" w:cs="宋体"/>
+          <w:rFonts w:ascii="SimSun" w:eastAsia="SimSun" w:hAnsi="SimSun" w:cs="SimSun"/>
           <w:b/>
           <w:sz w:val="36"/>
         </w:rPr>
@@ -143,7 +187,7 @@
       </w:pPr>
       <w:r>
         <w:rPr>
-          <w:rFonts w:ascii="宋体" w:eastAsia="宋体" w:hAnsi="宋体" w:cs="宋体"/>
+          <w:rFonts w:ascii="SimSun" w:eastAsia="SimSun" w:hAnsi="SimSun" w:cs="SimSun"/>
           <w:sz w:val="24"/>
         </w:rPr>
         <w:t>本软件（AHCSS，含所有源代码、可执行程序、文档及相关资源）由安徽农业大学传感器与系统集成实验室独立开发完成，其全部知识产权（包括但不限于著作权、专利申请权、技术秘密等）归安徽农业大学传感器与系统集成实验室所有。</w:t>
@@ -159,7 +203,7 @@
       </w:pPr>
       <w:r>
         <w:rPr>
-          <w:rFonts w:ascii="宋体" w:eastAsia="宋体" w:hAnsi="宋体" w:cs="宋体"/>
+          <w:rFonts w:ascii="SimSun" w:eastAsia="SimSun" w:hAnsi="SimSun" w:cs="SimSun"/>
           <w:b/>
           <w:sz w:val="36"/>
         </w:rPr>
@@ -176,7 +220,7 @@
       </w:pPr>
       <w:r>
         <w:rPr>
-          <w:rFonts w:ascii="宋体" w:eastAsia="宋体" w:hAnsi="宋体" w:cs="宋体"/>
+          <w:rFonts w:ascii="SimSun" w:eastAsia="SimSun" w:hAnsi="SimSun" w:cs="SimSun"/>
           <w:b/>
           <w:sz w:val="28"/>
         </w:rPr>
@@ -187,20 +231,20 @@
       <w:pPr>
         <w:spacing w:before="160" w:after="0"/>
         <w:rPr>
-          <w:rFonts w:ascii="宋体" w:eastAsia="宋体" w:hAnsi="宋体" w:cs="宋体" w:hint="eastAsia"/>
-          <w:sz w:val="24"/>
-        </w:rPr>
-      </w:pPr>
-      <w:r>
-        <w:rPr>
-          <w:rFonts w:ascii="宋体" w:eastAsia="宋体" w:hAnsi="宋体" w:cs="宋体"/>
+          <w:rFonts w:ascii="SimSun" w:eastAsia="SimSun" w:hAnsi="SimSun" w:cs="SimSun" w:hint="eastAsia"/>
+          <w:sz w:val="24"/>
+        </w:rPr>
+      </w:pPr>
+      <w:r>
+        <w:rPr>
+          <w:rFonts w:ascii="SimSun" w:eastAsia="SimSun" w:hAnsi="SimSun" w:cs="SimSun"/>
           <w:sz w:val="24"/>
         </w:rPr>
         <w:t>本软件仅供学术研究和教育目的使用。用户在科研工作中若使用本软件或其成果，应在相关发表物（论文、报告、演示等）中明确标注</w:t>
       </w:r>
       <w:r>
         <w:rPr>
-          <w:rFonts w:ascii="宋体" w:eastAsia="宋体" w:hAnsi="宋体" w:cs="宋体" w:hint="eastAsia"/>
+          <w:rFonts w:ascii="SimSun" w:eastAsia="SimSun" w:hAnsi="SimSun" w:cs="SimSun" w:hint="eastAsia"/>
           <w:sz w:val="24"/>
         </w:rPr>
         <w:t>。</w:t>
@@ -216,7 +260,7 @@
       </w:pPr>
       <w:r>
         <w:rPr>
-          <w:rFonts w:ascii="宋体" w:eastAsia="宋体" w:hAnsi="宋体" w:cs="宋体"/>
+          <w:rFonts w:ascii="SimSun" w:eastAsia="SimSun" w:hAnsi="SimSun" w:cs="SimSun"/>
           <w:b/>
           <w:sz w:val="28"/>
         </w:rPr>
@@ -233,7 +277,7 @@
       </w:pPr>
       <w:r>
         <w:rPr>
-          <w:rFonts w:ascii="宋体" w:eastAsia="宋体" w:hAnsi="宋体" w:cs="宋体"/>
+          <w:rFonts w:ascii="SimSun" w:eastAsia="SimSun" w:hAnsi="SimSun" w:cs="SimSun"/>
           <w:sz w:val="24"/>
         </w:rPr>
         <w:t>未经安徽农业大学传感器与系统集成实验室明确的书面授权，任何单位或个人不得对本软件进行以下行为：</w:t>
@@ -253,7 +297,7 @@
       </w:pPr>
       <w:r>
         <w:rPr>
-          <w:rFonts w:ascii="宋体" w:eastAsia="宋体" w:hAnsi="宋体" w:cs="宋体"/>
+          <w:rFonts w:ascii="SimSun" w:eastAsia="SimSun" w:hAnsi="SimSun" w:cs="SimSun"/>
           <w:sz w:val="24"/>
         </w:rPr>
         <w:t>复制、分发、传播、出租、出借、转让、销售或以任何形式提供给第三方；</w:t>
@@ -273,7 +317,7 @@
       </w:pPr>
       <w:r>
         <w:rPr>
-          <w:rFonts w:ascii="宋体" w:eastAsia="宋体" w:hAnsi="宋体" w:cs="宋体"/>
+          <w:rFonts w:ascii="SimSun" w:eastAsia="SimSun" w:hAnsi="SimSun" w:cs="SimSun"/>
           <w:sz w:val="24"/>
         </w:rPr>
         <w:t>对软件的全部或部分进行修改、改编、翻译、反编译、反汇编、逆向工程；</w:t>
@@ -293,7 +337,7 @@
       </w:pPr>
       <w:r>
         <w:rPr>
-          <w:rFonts w:ascii="宋体" w:eastAsia="宋体" w:hAnsi="宋体" w:cs="宋体"/>
+          <w:rFonts w:ascii="SimSun" w:eastAsia="SimSun" w:hAnsi="SimSun" w:cs="SimSun"/>
           <w:sz w:val="24"/>
         </w:rPr>
         <w:t>将本软件嵌入其他软件或系统用于商业目的；</w:t>
@@ -313,7 +357,7 @@
       </w:pPr>
       <w:r>
         <w:rPr>
-          <w:rFonts w:ascii="宋体" w:eastAsia="宋体" w:hAnsi="宋体" w:cs="宋体"/>
+          <w:rFonts w:ascii="SimSun" w:eastAsia="SimSun" w:hAnsi="SimSun" w:cs="SimSun"/>
           <w:sz w:val="24"/>
         </w:rPr>
         <w:t>删除、掩盖或修改软件中的版权标识、权利声明；</w:t>
@@ -333,7 +377,7 @@
       </w:pPr>
       <w:r>
         <w:rPr>
-          <w:rFonts w:ascii="宋体" w:eastAsia="宋体" w:hAnsi="宋体" w:cs="宋体"/>
+          <w:rFonts w:ascii="SimSun" w:eastAsia="SimSun" w:hAnsi="SimSun" w:cs="SimSun"/>
           <w:sz w:val="24"/>
         </w:rPr>
         <w:t>其他侵犯实验室合法权益的行为。</w:t>
@@ -349,7 +393,7 @@
       </w:pPr>
       <w:r>
         <w:rPr>
-          <w:rFonts w:ascii="宋体" w:eastAsia="宋体" w:hAnsi="宋体" w:cs="宋体"/>
+          <w:rFonts w:ascii="SimSun" w:eastAsia="SimSun" w:hAnsi="SimSun" w:cs="SimSun"/>
           <w:b/>
           <w:sz w:val="28"/>
         </w:rPr>
@@ -366,7 +410,7 @@
       </w:pPr>
       <w:r>
         <w:rPr>
-          <w:rFonts w:ascii="宋体" w:eastAsia="宋体" w:hAnsi="宋体" w:cs="宋体"/>
+          <w:rFonts w:ascii="SimSun" w:eastAsia="SimSun" w:hAnsi="SimSun" w:cs="SimSun"/>
           <w:sz w:val="24"/>
         </w:rPr>
         <w:lastRenderedPageBreak/>
@@ -383,7 +427,7 @@
       </w:pPr>
       <w:r>
         <w:rPr>
-          <w:rFonts w:ascii="宋体" w:eastAsia="宋体" w:hAnsi="宋体" w:cs="宋体"/>
+          <w:rFonts w:ascii="SimSun" w:eastAsia="SimSun" w:hAnsi="SimSun" w:cs="SimSun"/>
           <w:b/>
           <w:sz w:val="36"/>
         </w:rPr>
@@ -400,7 +444,7 @@
       </w:pPr>
       <w:r>
         <w:rPr>
-          <w:rFonts w:ascii="宋体" w:eastAsia="宋体" w:hAnsi="宋体" w:cs="宋体"/>
+          <w:rFonts w:ascii="SimSun" w:eastAsia="SimSun" w:hAnsi="SimSun" w:cs="SimSun"/>
           <w:sz w:val="24"/>
         </w:rPr>
         <w:t>本软件按"原样"（AS IS）提供，不提供任何明示或暗示的保证，包括但不限于：</w:t>
@@ -420,7 +464,7 @@
       </w:pPr>
       <w:r>
         <w:rPr>
-          <w:rFonts w:ascii="宋体" w:eastAsia="宋体" w:hAnsi="宋体" w:cs="宋体"/>
+          <w:rFonts w:ascii="SimSun" w:eastAsia="SimSun" w:hAnsi="SimSun" w:cs="SimSun"/>
           <w:sz w:val="24"/>
         </w:rPr>
         <w:t>对软件的适销性、特定用途适用性的保证；</w:t>
@@ -440,7 +484,7 @@
       </w:pPr>
       <w:r>
         <w:rPr>
-          <w:rFonts w:ascii="宋体" w:eastAsia="宋体" w:hAnsi="宋体" w:cs="宋体"/>
+          <w:rFonts w:ascii="SimSun" w:eastAsia="SimSun" w:hAnsi="SimSun" w:cs="SimSun"/>
           <w:sz w:val="24"/>
         </w:rPr>
         <w:t>对软件无错误、无中断、安全性的保证；</w:t>
@@ -460,7 +504,7 @@
       </w:pPr>
       <w:r>
         <w:rPr>
-          <w:rFonts w:ascii="宋体" w:eastAsia="宋体" w:hAnsi="宋体" w:cs="宋体"/>
+          <w:rFonts w:ascii="SimSun" w:eastAsia="SimSun" w:hAnsi="SimSun" w:cs="SimSun"/>
           <w:sz w:val="24"/>
         </w:rPr>
         <w:t>对软件所含信息、文本、图形、链接或其他内容的准确性、可靠性的保证。</w:t>
@@ -476,7 +520,7 @@
       </w:pPr>
       <w:r>
         <w:rPr>
-          <w:rFonts w:ascii="宋体" w:eastAsia="宋体" w:hAnsi="宋体" w:cs="宋体"/>
+          <w:rFonts w:ascii="SimSun" w:eastAsia="SimSun" w:hAnsi="SimSun" w:cs="SimSun"/>
           <w:sz w:val="24"/>
         </w:rPr>
         <w:t>在任何情况下，安徽农业大学传感器与系统集成实验室及其成员均不对因使用或无法使用本软件而导致的任何直接、间接、附带、特殊、惩罚性或后果性的损失承担责任，即使已被告知可能发生此类损失。</w:t>
@@ -492,7 +536,7 @@
       </w:pPr>
       <w:r>
         <w:rPr>
-          <w:rFonts w:ascii="宋体" w:eastAsia="宋体" w:hAnsi="宋体" w:cs="宋体"/>
+          <w:rFonts w:ascii="SimSun" w:eastAsia="SimSun" w:hAnsi="SimSun" w:cs="SimSun"/>
           <w:b/>
           <w:sz w:val="36"/>
         </w:rPr>
@@ -509,7 +553,7 @@
       </w:pPr>
       <w:r>
         <w:rPr>
-          <w:rFonts w:ascii="宋体" w:eastAsia="宋体" w:hAnsi="宋体" w:cs="宋体"/>
+          <w:rFonts w:ascii="SimSun" w:eastAsia="SimSun" w:hAnsi="SimSun" w:cs="SimSun"/>
           <w:sz w:val="24"/>
         </w:rPr>
         <w:t>任何未经授权的使用、复制、修改或传播本软件的行为均构成侵权，安徽农业大学传感器与系统集成实验室保留追究侵权者法律责任的权利，包括但不限于要求停止侵害、消除影响、赔礼道歉、赔偿损失等。</w:t>
@@ -525,7 +569,7 @@
       </w:pPr>
       <w:r>
         <w:rPr>
-          <w:rFonts w:ascii="宋体" w:eastAsia="宋体" w:hAnsi="宋体" w:cs="宋体"/>
+          <w:rFonts w:ascii="SimSun" w:eastAsia="SimSun" w:hAnsi="SimSun" w:cs="SimSun"/>
           <w:b/>
           <w:sz w:val="36"/>
         </w:rPr>
@@ -542,7 +586,7 @@
       </w:pPr>
       <w:r>
         <w:rPr>
-          <w:rFonts w:ascii="宋体" w:eastAsia="宋体" w:hAnsi="宋体" w:cs="宋体"/>
+          <w:rFonts w:ascii="SimSun" w:eastAsia="SimSun" w:hAnsi="SimSun" w:cs="SimSun"/>
           <w:sz w:val="24"/>
         </w:rPr>
         <w:t>如您对本声明有任何疑问、需要获得授权或报告侵权行为，请通过以下方式联系我们：</w:t>
@@ -556,38 +600,24 @@
         </w:numPr>
         <w:spacing w:before="160" w:after="0"/>
         <w:rPr>
-          <w:rFonts w:hint="eastAsia"/>
-          <w:sz w:val="24"/>
-        </w:rPr>
-      </w:pPr>
-      <w:r>
-        <w:rPr>
-          <w:rFonts w:ascii="宋体" w:eastAsia="宋体" w:hAnsi="宋体" w:cs="宋体"/>
-          <w:b/>
-          <w:sz w:val="24"/>
-        </w:rPr>
-        <w:t>电子邮箱</w:t>
-      </w:r>
-      <w:r>
-        <w:rPr>
-          <w:rFonts w:ascii="宋体" w:eastAsia="宋体" w:hAnsi="宋体" w:cs="宋体"/>
-          <w:sz w:val="24"/>
-        </w:rPr>
-        <w:t>：</w:t>
-      </w:r>
-      <w:r>
-        <w:rPr>
-          <w:rFonts w:ascii="宋体" w:eastAsia="宋体" w:hAnsi="宋体" w:cs="宋体" w:hint="eastAsia"/>
-          <w:sz w:val="24"/>
-        </w:rPr>
-        <w:t>keli@ahau.edu.cn</w:t>
-      </w:r>
-      <w:r>
-        <w:rPr>
-          <w:rFonts w:hint="eastAsia"/>
-          <w:sz w:val="24"/>
-        </w:rPr>
-        <w:t xml:space="preserve"> </w:t>
+          <w:sz w:val="24"/>
+        </w:rPr>
+      </w:pPr>
+      <w:r>
+        <w:rPr>
+          <w:rFonts w:hint="eastAsia"/>
+          <w:b/>
+          <w:bCs/>
+          <w:sz w:val="24"/>
+        </w:rPr>
+        <w:t>联系人</w:t>
+      </w:r>
+      <w:r>
+        <w:rPr>
+          <w:rFonts w:hint="eastAsia"/>
+          <w:sz w:val="24"/>
+        </w:rPr>
+        <w:t>：李科老师（安徽农业大学人工智能学院特任教授）</w:t>
       </w:r>
     </w:p>
     <w:p>
@@ -598,13 +628,106 @@
         </w:numPr>
         <w:spacing w:before="160" w:after="0"/>
         <w:rPr>
-          <w:rFonts w:hint="eastAsia"/>
-          <w:sz w:val="24"/>
-        </w:rPr>
-      </w:pPr>
-      <w:r>
-        <w:rPr>
-          <w:rFonts w:ascii="宋体" w:eastAsia="宋体" w:hAnsi="宋体" w:cs="宋体"/>
+          <w:sz w:val="24"/>
+        </w:rPr>
+      </w:pPr>
+      <w:r>
+        <w:rPr>
+          <w:rFonts w:hint="eastAsia"/>
+          <w:b/>
+          <w:bCs/>
+          <w:sz w:val="24"/>
+        </w:rPr>
+        <w:t>工作</w:t>
+      </w:r>
+      <w:r>
+        <w:rPr>
+          <w:rFonts w:hint="eastAsia"/>
+          <w:b/>
+          <w:bCs/>
+          <w:sz w:val="24"/>
+        </w:rPr>
+        <w:t>电话</w:t>
+      </w:r>
+      <w:r>
+        <w:rPr>
+          <w:rFonts w:hint="eastAsia"/>
+          <w:sz w:val="24"/>
+        </w:rPr>
+        <w:t>：</w:t>
+      </w:r>
+      <w:r>
+        <w:rPr>
+          <w:sz w:val="24"/>
+        </w:rPr>
+        <w:t>+86 13865201080</w:t>
+      </w:r>
+    </w:p>
+    <w:p>
+      <w:pPr>
+        <w:numPr>
+          <w:ilvl w:val="0"/>
+          <w:numId w:val="3"/>
+        </w:numPr>
+        <w:spacing w:before="160" w:after="0"/>
+        <w:rPr>
+          <w:rFonts w:hint="eastAsia"/>
+          <w:sz w:val="24"/>
+        </w:rPr>
+      </w:pPr>
+      <w:r>
+        <w:rPr>
+          <w:rFonts w:ascii="SimSun" w:eastAsia="SimSun" w:hAnsi="SimSun" w:cs="SimSun" w:hint="eastAsia"/>
+          <w:b/>
+          <w:sz w:val="24"/>
+        </w:rPr>
+        <w:t>工作</w:t>
+      </w:r>
+      <w:r>
+        <w:rPr>
+          <w:rFonts w:ascii="SimSun" w:eastAsia="SimSun" w:hAnsi="SimSun" w:cs="SimSun"/>
+          <w:b/>
+          <w:sz w:val="24"/>
+        </w:rPr>
+        <w:t>邮箱</w:t>
+      </w:r>
+      <w:r>
+        <w:rPr>
+          <w:rFonts w:ascii="SimSun" w:eastAsia="SimSun" w:hAnsi="SimSun" w:cs="SimSun"/>
+          <w:sz w:val="24"/>
+        </w:rPr>
+        <w:t>：</w:t>
+      </w:r>
+      <w:r>
+        <w:rPr>
+          <w:rFonts w:ascii="SimSun" w:eastAsia="SimSun" w:hAnsi="SimSun" w:cs="SimSun" w:hint="eastAsia"/>
+          <w:sz w:val="24"/>
+        </w:rPr>
+        <w:t>keli@ahau.edu.cn</w:t>
+      </w:r>
+      <w:r>
+        <w:rPr>
+          <w:rFonts w:hint="eastAsia"/>
+          <w:sz w:val="24"/>
+        </w:rPr>
+        <w:t xml:space="preserve"> </w:t>
+      </w:r>
+    </w:p>
+    <w:p>
+      <w:pPr>
+        <w:numPr>
+          <w:ilvl w:val="0"/>
+          <w:numId w:val="3"/>
+        </w:numPr>
+        <w:spacing w:before="160" w:after="0"/>
+        <w:rPr>
+          <w:rFonts w:hint="eastAsia"/>
+          <w:sz w:val="24"/>
+        </w:rPr>
+      </w:pPr>
+      <w:r>
+        <w:rPr>
+          <w:rFonts w:ascii="SimSun" w:eastAsia="SimSun" w:hAnsi="SimSun" w:cs="SimSun"/>
           <w:b/>
           <w:sz w:val="24"/>
         </w:rPr>
@@ -612,21 +735,37 @@
       </w:r>
       <w:r>
         <w:rPr>
-          <w:rFonts w:ascii="宋体" w:eastAsia="宋体" w:hAnsi="宋体" w:cs="宋体"/>
-          <w:sz w:val="24"/>
-        </w:rPr>
-        <w:t xml:space="preserve">：安徽省合肥市蜀山区长江西路130号 安徽农业大学 </w:t>
-      </w:r>
-      <w:r>
-        <w:rPr>
-          <w:rFonts w:ascii="宋体" w:eastAsia="宋体" w:hAnsi="宋体" w:cs="宋体" w:hint="eastAsia"/>
+          <w:rFonts w:ascii="SimSun" w:eastAsia="SimSun" w:hAnsi="SimSun" w:cs="SimSun"/>
+          <w:sz w:val="24"/>
+        </w:rPr>
+        <w:t>：安徽省合肥市</w:t>
+      </w:r>
+      <w:proofErr w:type="gramStart"/>
+      <w:r>
+        <w:rPr>
+          <w:rFonts w:ascii="SimSun" w:eastAsia="SimSun" w:hAnsi="SimSun" w:cs="SimSun"/>
+          <w:sz w:val="24"/>
+        </w:rPr>
+        <w:t>蜀</w:t>
+      </w:r>
+      <w:proofErr w:type="gramEnd"/>
+      <w:r>
+        <w:rPr>
+          <w:rFonts w:ascii="SimSun" w:eastAsia="SimSun" w:hAnsi="SimSun" w:cs="SimSun"/>
+          <w:sz w:val="24"/>
+        </w:rPr>
+        <w:t xml:space="preserve">山区长江西路130号 安徽农业大学 </w:t>
+      </w:r>
+      <w:r>
+        <w:rPr>
+          <w:rFonts w:ascii="SimSun" w:eastAsia="SimSun" w:hAnsi="SimSun" w:cs="SimSun" w:hint="eastAsia"/>
           <w:sz w:val="24"/>
         </w:rPr>
         <w:t>人工智能</w:t>
       </w:r>
       <w:r>
         <w:rPr>
-          <w:rFonts w:ascii="宋体" w:eastAsia="宋体" w:hAnsi="宋体" w:cs="宋体"/>
+          <w:rFonts w:ascii="SimSun" w:eastAsia="SimSun" w:hAnsi="SimSun" w:cs="SimSun"/>
           <w:sz w:val="24"/>
         </w:rPr>
         <w:t>学院 传感器与系统集成实验室（邮编：230036）</w:t>
@@ -642,7 +781,7 @@
       </w:pPr>
       <w:r>
         <w:rPr>
-          <w:rFonts w:ascii="宋体" w:eastAsia="宋体" w:hAnsi="宋体" w:cs="宋体"/>
+          <w:rFonts w:ascii="SimSun" w:eastAsia="SimSun" w:hAnsi="SimSun" w:cs="SimSun"/>
           <w:b/>
           <w:sz w:val="24"/>
         </w:rPr>
@@ -650,21 +789,35 @@
       </w:r>
       <w:r>
         <w:rPr>
-          <w:rFonts w:ascii="宋体" w:eastAsia="宋体" w:hAnsi="宋体" w:cs="宋体"/>
-          <w:sz w:val="24"/>
-        </w:rPr>
-        <w:t>：2026年3月</w:t>
-      </w:r>
-      <w:r>
-        <w:rPr>
-          <w:rFonts w:ascii="宋体" w:eastAsia="宋体" w:hAnsi="宋体" w:cs="宋体" w:hint="eastAsia"/>
-          <w:sz w:val="24"/>
-        </w:rPr>
-        <w:t>19</w:t>
-      </w:r>
-      <w:r>
-        <w:rPr>
-          <w:rFonts w:ascii="宋体" w:eastAsia="宋体" w:hAnsi="宋体" w:cs="宋体"/>
+          <w:rFonts w:ascii="SimSun" w:eastAsia="SimSun" w:hAnsi="SimSun" w:cs="SimSun"/>
+          <w:sz w:val="24"/>
+        </w:rPr>
+        <w:t>：2026年</w:t>
+      </w:r>
+      <w:r>
+        <w:rPr>
+          <w:rFonts w:ascii="SimSun" w:eastAsia="SimSun" w:hAnsi="SimSun" w:cs="SimSun" w:hint="eastAsia"/>
+          <w:sz w:val="24"/>
+        </w:rPr>
+        <w:t>5</w:t>
+      </w:r>
+      <w:r>
+        <w:rPr>
+          <w:rFonts w:ascii="SimSun" w:eastAsia="SimSun" w:hAnsi="SimSun" w:cs="SimSun"/>
+          <w:sz w:val="24"/>
+        </w:rPr>
+        <w:t>月</w:t>
+      </w:r>
+      <w:r>
+        <w:rPr>
+          <w:rFonts w:ascii="SimSun" w:eastAsia="SimSun" w:hAnsi="SimSun" w:cs="SimSun" w:hint="eastAsia"/>
+          <w:sz w:val="24"/>
+        </w:rPr>
+        <w:t>2</w:t>
+      </w:r>
+      <w:r>
+        <w:rPr>
+          <w:rFonts w:ascii="SimSun" w:eastAsia="SimSun" w:hAnsi="SimSun" w:cs="SimSun"/>
           <w:sz w:val="24"/>
         </w:rPr>
         <w:t>日</w:t>
@@ -680,7 +833,7 @@
       </w:pPr>
       <w:r>
         <w:rPr>
-          <w:rFonts w:ascii="宋体" w:eastAsia="宋体" w:hAnsi="宋体" w:cs="宋体"/>
+          <w:rFonts w:ascii="SimSun" w:eastAsia="SimSun" w:hAnsi="SimSun" w:cs="SimSun"/>
           <w:b/>
           <w:sz w:val="24"/>
         </w:rPr>
@@ -688,33 +841,34 @@
       </w:r>
       <w:r>
         <w:rPr>
-          <w:rFonts w:ascii="宋体" w:eastAsia="宋体" w:hAnsi="宋体" w:cs="宋体"/>
+          <w:rFonts w:ascii="SimSun" w:eastAsia="SimSun" w:hAnsi="SimSun" w:cs="SimSun"/>
           <w:sz w:val="24"/>
         </w:rPr>
         <w:t>：</w:t>
       </w:r>
       <w:r>
         <w:rPr>
-          <w:rFonts w:ascii="宋体" w:eastAsia="宋体" w:hAnsi="宋体" w:cs="宋体" w:hint="eastAsia"/>
-          <w:sz w:val="24"/>
-        </w:rPr>
-        <w:t>V12</w:t>
-      </w:r>
-    </w:p>
-    <w:p>
-      <w:pPr>
-        <w:spacing w:before="160" w:after="0"/>
-        <w:rPr>
-          <w:rFonts w:hint="eastAsia"/>
-          <w:sz w:val="24"/>
-        </w:rPr>
-      </w:pPr>
-      <w:r>
-        <w:rPr>
-          <w:rFonts w:ascii="宋体" w:eastAsia="宋体" w:hAnsi="宋体" w:cs="宋体"/>
-          <w:b/>
-          <w:sz w:val="24"/>
-        </w:rPr>
+          <w:rFonts w:ascii="SimSun" w:eastAsia="SimSun" w:hAnsi="SimSun" w:cs="SimSun" w:hint="eastAsia"/>
+          <w:sz w:val="24"/>
+        </w:rPr>
+        <w:t>AHCSS0502</w:t>
+      </w:r>
+    </w:p>
+    <w:p>
+      <w:pPr>
+        <w:spacing w:before="160" w:after="0"/>
+        <w:rPr>
+          <w:rFonts w:hint="eastAsia"/>
+          <w:sz w:val="24"/>
+        </w:rPr>
+      </w:pPr>
+      <w:r>
+        <w:rPr>
+          <w:rFonts w:ascii="SimSun" w:eastAsia="SimSun" w:hAnsi="SimSun" w:cs="SimSun"/>
+          <w:b/>
+          <w:sz w:val="24"/>
+        </w:rPr>
+        <w:lastRenderedPageBreak/>
         <w:t>版权归安徽农业大学传感器与系统集成实验室所有，未经许可不得转载或使用。</w:t>
       </w:r>
     </w:p>

--- a/AHCSS_Copyright_Notice.docx
+++ b/AHCSS_Copyright_Notice.docx
@@ -72,7 +72,7 @@
           <w:rFonts w:ascii="SimSun" w:eastAsia="SimSun" w:hAnsi="SimSun" w:cs="SimSun" w:hint="eastAsia"/>
           <w:sz w:val="24"/>
         </w:rPr>
-        <w:t>AHCSS0502</w:t>
+        <w:t>V12</w:t>
       </w:r>
       <w:r>
         <w:rPr>
@@ -141,23 +141,7 @@
           <w:rFonts w:ascii="SimSun" w:eastAsia="SimSun" w:hAnsi="SimSun" w:cs="SimSun"/>
           <w:sz w:val="24"/>
         </w:rPr>
-        <w:t>：安徽省合肥市</w:t>
-      </w:r>
-      <w:proofErr w:type="gramStart"/>
-      <w:r>
-        <w:rPr>
-          <w:rFonts w:ascii="SimSun" w:eastAsia="SimSun" w:hAnsi="SimSun" w:cs="SimSun"/>
-          <w:sz w:val="24"/>
-        </w:rPr>
-        <w:t>蜀</w:t>
-      </w:r>
-      <w:proofErr w:type="gramEnd"/>
-      <w:r>
-        <w:rPr>
-          <w:rFonts w:ascii="SimSun" w:eastAsia="SimSun" w:hAnsi="SimSun" w:cs="SimSun"/>
-          <w:sz w:val="24"/>
-        </w:rPr>
-        <w:t>山区长江西路130号 安徽农业大学</w:t>
+        <w:t>：安徽省合肥市蜀山区长江西路130号 安徽农业大学</w:t>
       </w:r>
     </w:p>
     <w:p>
@@ -600,6 +584,7 @@
         </w:numPr>
         <w:spacing w:before="160" w:after="0"/>
         <w:rPr>
+          <w:rFonts w:hint="eastAsia"/>
           <w:sz w:val="24"/>
         </w:rPr>
       </w:pPr>
@@ -628,6 +613,7 @@
         </w:numPr>
         <w:spacing w:before="160" w:after="0"/>
         <w:rPr>
+          <w:rFonts w:hint="eastAsia"/>
           <w:sz w:val="24"/>
         </w:rPr>
       </w:pPr>
@@ -738,23 +724,7 @@
           <w:rFonts w:ascii="SimSun" w:eastAsia="SimSun" w:hAnsi="SimSun" w:cs="SimSun"/>
           <w:sz w:val="24"/>
         </w:rPr>
-        <w:t>：安徽省合肥市</w:t>
-      </w:r>
-      <w:proofErr w:type="gramStart"/>
-      <w:r>
-        <w:rPr>
-          <w:rFonts w:ascii="SimSun" w:eastAsia="SimSun" w:hAnsi="SimSun" w:cs="SimSun"/>
-          <w:sz w:val="24"/>
-        </w:rPr>
-        <w:t>蜀</w:t>
-      </w:r>
-      <w:proofErr w:type="gramEnd"/>
-      <w:r>
-        <w:rPr>
-          <w:rFonts w:ascii="SimSun" w:eastAsia="SimSun" w:hAnsi="SimSun" w:cs="SimSun"/>
-          <w:sz w:val="24"/>
-        </w:rPr>
-        <w:t xml:space="preserve">山区长江西路130号 安徽农业大学 </w:t>
+        <w:t xml:space="preserve">：安徽省合肥市蜀山区长江西路130号 安徽农业大学 </w:t>
       </w:r>
       <w:r>
         <w:rPr>
@@ -851,7 +821,7 @@
           <w:rFonts w:ascii="SimSun" w:eastAsia="SimSun" w:hAnsi="SimSun" w:cs="SimSun" w:hint="eastAsia"/>
           <w:sz w:val="24"/>
         </w:rPr>
-        <w:t>AHCSS0502</w:t>
+        <w:t>V12</w:t>
       </w:r>
     </w:p>
     <w:p>
